--- a/assets/Encabezado.docx
+++ b/assets/Encabezado.docx
@@ -239,15 +239,6 @@
                 <w:szCs w:val="24"/>
               </w:rPr>
             </w:pPr>
-            <w:r>
-              <w:rPr>
-                <w:rFonts w:ascii="Arial" w:hAnsi="Arial" w:cs="Arial"/>
-                <w:bCs/>
-                <w:sz w:val="24"/>
-                <w:szCs w:val="24"/>
-              </w:rPr>
-              <w:t>René Barrientos Ortuño</w:t>
-            </w:r>
           </w:p>
         </w:tc>
       </w:tr>
@@ -423,15 +414,6 @@
                 <w:szCs w:val="24"/>
               </w:rPr>
             </w:pPr>
-            <w:r>
-              <w:rPr>
-                <w:rFonts w:ascii="Arial" w:hAnsi="Arial" w:cs="Arial"/>
-                <w:bCs/>
-                <w:sz w:val="24"/>
-                <w:szCs w:val="24"/>
-              </w:rPr>
-              <w:t>Lic. Magali Mejía Heredia</w:t>
-            </w:r>
           </w:p>
         </w:tc>
       </w:tr>
@@ -487,26 +469,6 @@
                 <w:szCs w:val="24"/>
               </w:rPr>
             </w:pPr>
-            <w:r>
-              <w:rPr>
-                <w:rFonts w:ascii="Arial" w:hAnsi="Arial" w:cs="Arial"/>
-                <w:bCs/>
-                <w:sz w:val="24"/>
-                <w:szCs w:val="24"/>
-              </w:rPr>
-              <w:t xml:space="preserve">Lic. Roxana Montecinos </w:t>
-            </w:r>
-            <w:proofErr w:type="spellStart"/>
-            <w:r>
-              <w:rPr>
-                <w:rFonts w:ascii="Arial" w:hAnsi="Arial" w:cs="Arial"/>
-                <w:bCs/>
-                <w:sz w:val="24"/>
-                <w:szCs w:val="24"/>
-              </w:rPr>
-              <w:t>Rodriguez</w:t>
-            </w:r>
-            <w:proofErr w:type="spellEnd"/>
           </w:p>
         </w:tc>
       </w:tr>
